--- a/paper/conformal/main.docx
+++ b/paper/conformal/main.docx
@@ -15623,7 +15623,7 @@
         <w:t xml:space="preserve"> </w:t>
       </w:r>
       <w:r>
-        <w:t xml:space="preserve">L. R. Hook et al.</w:t>
+        <w:t xml:space="preserve">J. G. Fuller, L. Hook, N. Hutchins, K. N. Maleki, M. A. Skoog.</w:t>
       </w:r>
       <w:r>
         <w:t xml:space="preserve"> </w:t>
@@ -15632,7 +15632,7 @@
         <w:t xml:space="preserve">“</w:t>
       </w:r>
       <w:r>
-        <w:t xml:space="preserve">Run time assurance architecture for autonomous systems.</w:t>
+        <w:t xml:space="preserve">Toward run-time assurance in general aviation and unmanned aircraft vehicle autopilots.</w:t>
       </w:r>
       <w:r>
         <w:t xml:space="preserve">”</w:t>
@@ -15645,7 +15645,7 @@
           <w:iCs/>
           <w:i/>
         </w:rPr>
-        <w:t xml:space="preserve">DASC</w:t>
+        <w:t xml:space="preserve">IEEE/AIAA Digital Avionics Systems Conference (DASC)</w:t>
       </w:r>
       <w:r>
         <w:t xml:space="preserve">, 2016.</w:t>
